--- a/docs/plantillas/oficio_indagatorio_cancelacion.docx
+++ b/docs/plantillas/oficio_indagatorio_cancelacion.docx
@@ -289,15 +289,17 @@
           <w:sz w:val="22"/>
           <w:szCs w:val="22"/>
         </w:rPr>
-        <w:t>Dirección:  XXXX</w:t>
-      </w:r>
-      <w:r>
-        <w:rPr>
-          <w:rFonts w:ascii="Arial" w:hAnsi="Arial" w:cs="Arial"/>
+        <w:t xml:space="preserve">Dirección:  </w:t>
+      </w:r>
+      <w:r>
+        <w:rPr>
+          <w:rFonts w:ascii="Arial" w:hAnsi="Arial" w:cs="Arial"/>
+          <w:b/>
+          <w:bCs/>
           <w:sz w:val="22"/>
           <w:szCs w:val="22"/>
         </w:rPr>
-        <w:t>XX</w:t>
+        <w:t>#direccion#</w:t>
       </w:r>
     </w:p>
     <w:p>
@@ -314,20 +316,35 @@
           <w:sz w:val="22"/>
           <w:szCs w:val="22"/>
         </w:rPr>
-        <w:t xml:space="preserve">Correo electrónico     :  </w:t>
-      </w:r>
-      <w:hyperlink r:id="rId9" w:history="1">
-        <w:r>
-          <w:rPr>
-            <w:rStyle w:val="Hipervnculo"/>
-            <w:rFonts w:ascii="Arial" w:hAnsi="Arial" w:cs="Arial"/>
-            <w:sz w:val="22"/>
-            <w:szCs w:val="22"/>
-            <w:u w:val="none"/>
-          </w:rPr>
-          <w:t>XXXX@hotmail.com</w:t>
-        </w:r>
-      </w:hyperlink>
+        <w:t xml:space="preserve">Correo electrónico   </w:t>
+      </w:r>
+      <w:proofErr w:type="gramStart"/>
+      <w:r>
+        <w:rPr>
+          <w:rFonts w:ascii="Arial" w:hAnsi="Arial" w:cs="Arial"/>
+          <w:sz w:val="22"/>
+          <w:szCs w:val="22"/>
+        </w:rPr>
+        <w:t xml:space="preserve">  :</w:t>
+      </w:r>
+      <w:proofErr w:type="gramEnd"/>
+      <w:r>
+        <w:rPr>
+          <w:rFonts w:ascii="Arial" w:hAnsi="Arial" w:cs="Arial"/>
+          <w:sz w:val="22"/>
+          <w:szCs w:val="22"/>
+        </w:rPr>
+        <w:t xml:space="preserve">  </w:t>
+      </w:r>
+      <w:r>
+        <w:rPr>
+          <w:rFonts w:ascii="Arial" w:hAnsi="Arial" w:cs="Arial"/>
+          <w:b/>
+          <w:sz w:val="21"/>
+          <w:szCs w:val="21"/>
+        </w:rPr>
+        <w:t>#correo#</w:t>
+      </w:r>
       <w:r>
         <w:rPr>
           <w:rFonts w:ascii="Arial" w:hAnsi="Arial" w:cs="Arial"/>
@@ -466,7 +483,7 @@
           <w:sz w:val="21"/>
           <w:szCs w:val="21"/>
         </w:rPr>
-        <w:t>XXXXXX</w:t>
+        <w:t>#tipoActa#</w:t>
       </w:r>
     </w:p>
     <w:p>
@@ -650,7 +667,25 @@
           <w:sz w:val="21"/>
           <w:szCs w:val="21"/>
         </w:rPr>
-        <w:t xml:space="preserve">Reciba usted el saludo de la Sub Dirección de Recursos Registrales Civiles, y en atención al asunto indicado, se agradecerá </w:t>
+        <w:t xml:space="preserve">Reciba usted el saludo de la </w:t>
+      </w:r>
+      <w:proofErr w:type="gramStart"/>
+      <w:r>
+        <w:rPr>
+          <w:rFonts w:ascii="Arial" w:hAnsi="Arial" w:cs="Arial"/>
+          <w:sz w:val="21"/>
+          <w:szCs w:val="21"/>
+        </w:rPr>
+        <w:t>Sub Dirección</w:t>
+      </w:r>
+      <w:proofErr w:type="gramEnd"/>
+      <w:r>
+        <w:rPr>
+          <w:rFonts w:ascii="Arial" w:hAnsi="Arial" w:cs="Arial"/>
+          <w:sz w:val="21"/>
+          <w:szCs w:val="21"/>
+        </w:rPr>
+        <w:t xml:space="preserve"> de Recursos Registrales Civiles, y en atención al asunto indicado, se agradecerá </w:t>
       </w:r>
       <w:r>
         <w:rPr>
@@ -1310,6 +1345,7 @@
                 <w:lang w:eastAsia="es-PE"/>
               </w:rPr>
             </w:pPr>
+            <w:proofErr w:type="gramStart"/>
             <w:r>
               <w:rPr>
                 <w:rFonts w:ascii="Arial" w:eastAsia="Calibri" w:hAnsi="Arial" w:cs="Arial"/>
@@ -1322,6 +1358,7 @@
               </w:rPr>
               <w:t>Nº  Acta</w:t>
             </w:r>
+            <w:proofErr w:type="gramEnd"/>
           </w:p>
         </w:tc>
       </w:tr>
@@ -1372,7 +1409,7 @@
               <w:jc w:val="center"/>
               <w:rPr>
                 <w:rFonts w:ascii="Arial" w:eastAsia="Calibri" w:hAnsi="Arial" w:cs="Arial"/>
-                <w:bCs/>
+                <w:b/>
                 <w:color w:val="000000"/>
                 <w:sz w:val="16"/>
                 <w:szCs w:val="16"/>
@@ -1382,13 +1419,13 @@
             <w:r>
               <w:rPr>
                 <w:rFonts w:ascii="Arial" w:eastAsia="Calibri" w:hAnsi="Arial" w:cs="Arial"/>
-                <w:bCs/>
+                <w:b/>
                 <w:color w:val="000000"/>
                 <w:sz w:val="16"/>
                 <w:szCs w:val="16"/>
                 <w:lang w:val="es-PE" w:eastAsia="es-PE"/>
               </w:rPr>
-              <w:t>XXXXX</w:t>
+              <w:t>#nomTitular#</w:t>
             </w:r>
           </w:p>
         </w:tc>
@@ -1463,6 +1500,7 @@
               <w:jc w:val="center"/>
               <w:rPr>
                 <w:rFonts w:ascii="Arial" w:eastAsia="Calibri" w:hAnsi="Arial" w:cs="Arial"/>
+                <w:b/>
                 <w:color w:val="000000"/>
                 <w:sz w:val="16"/>
                 <w:szCs w:val="16"/>
@@ -1472,13 +1510,13 @@
             <w:r>
               <w:rPr>
                 <w:rFonts w:ascii="Arial" w:eastAsia="Calibri" w:hAnsi="Arial" w:cs="Arial"/>
-                <w:bCs/>
+                <w:b/>
                 <w:color w:val="000000"/>
                 <w:sz w:val="16"/>
                 <w:szCs w:val="16"/>
                 <w:lang w:val="es-PE" w:eastAsia="es-PE"/>
               </w:rPr>
-              <w:t>XXXXX</w:t>
+              <w:t>#nroActa#</w:t>
             </w:r>
           </w:p>
         </w:tc>
@@ -1682,7 +1720,7 @@
         </w:rPr>
         <w:t>Lo solicitado debe ser enviado a través de la MESA DE PARTES VIRTUAL DEL RENIEC (</w:t>
       </w:r>
-      <w:hyperlink r:id="rId10" w:history="1">
+      <w:hyperlink r:id="rId9" w:history="1">
         <w:r>
           <w:rPr>
             <w:rStyle w:val="Hipervnculo"/>
@@ -1729,8 +1767,20 @@
           <w:szCs w:val="21"/>
           <w:u w:val="single"/>
         </w:rPr>
-        <w:t>en caso de no contar con la información solicitada sírvase indicarlo por escrito a esta Sub Dirección</w:t>
-      </w:r>
+        <w:t xml:space="preserve">en caso de no contar con la información solicitada sírvase indicarlo por escrito a esta </w:t>
+      </w:r>
+      <w:proofErr w:type="gramStart"/>
+      <w:r>
+        <w:rPr>
+          <w:rFonts w:ascii="Arial" w:hAnsi="Arial" w:cs="Arial"/>
+          <w:bCs/>
+          <w:sz w:val="21"/>
+          <w:szCs w:val="21"/>
+          <w:u w:val="single"/>
+        </w:rPr>
+        <w:t>Sub Dirección</w:t>
+      </w:r>
+      <w:proofErr w:type="gramEnd"/>
       <w:r>
         <w:rPr>
           <w:rFonts w:ascii="Arial" w:hAnsi="Arial" w:cs="Arial"/>
@@ -1768,7 +1818,27 @@
           <w:sz w:val="21"/>
           <w:szCs w:val="21"/>
         </w:rPr>
-        <w:t>Asimismo, señalar que, para cualquier consulta adicional o coordinación</w:t>
+        <w:t xml:space="preserve">Asimismo, </w:t>
+      </w:r>
+      <w:proofErr w:type="gramStart"/>
+      <w:r>
+        <w:rPr>
+          <w:rFonts w:ascii="Arial" w:hAnsi="Arial" w:cs="Arial"/>
+          <w:bCs/>
+          <w:sz w:val="21"/>
+          <w:szCs w:val="21"/>
+        </w:rPr>
+        <w:t>señalar</w:t>
+      </w:r>
+      <w:proofErr w:type="gramEnd"/>
+      <w:r>
+        <w:rPr>
+          <w:rFonts w:ascii="Arial" w:hAnsi="Arial" w:cs="Arial"/>
+          <w:bCs/>
+          <w:sz w:val="21"/>
+          <w:szCs w:val="21"/>
+        </w:rPr>
+        <w:t xml:space="preserve"> que, para cualquier consulta adicional o coordinación</w:t>
       </w:r>
       <w:r>
         <w:rPr>
@@ -1826,7 +1896,7 @@
         </w:rPr>
         <w:t xml:space="preserve">institucional: </w:t>
       </w:r>
-      <w:hyperlink r:id="rId11" w:history="1">
+      <w:hyperlink r:id="rId10" w:history="1">
         <w:r>
           <w:rPr>
             <w:rStyle w:val="Hipervnculo"/>
@@ -2190,11 +2260,11 @@
       </w:pPr>
     </w:p>
     <w:sectPr>
-      <w:headerReference w:type="default" r:id="rId12"/>
-      <w:footerReference w:type="even" r:id="rId13"/>
-      <w:footerReference w:type="default" r:id="rId14"/>
-      <w:headerReference w:type="first" r:id="rId15"/>
-      <w:footerReference w:type="first" r:id="rId16"/>
+      <w:headerReference w:type="default" r:id="rId11"/>
+      <w:footerReference w:type="even" r:id="rId12"/>
+      <w:footerReference w:type="default" r:id="rId13"/>
+      <w:headerReference w:type="first" r:id="rId14"/>
+      <w:footerReference w:type="first" r:id="rId15"/>
       <w:pgSz w:w="11906" w:h="16838"/>
       <w:pgMar w:top="1418" w:right="1701" w:bottom="1418" w:left="1701" w:header="567" w:footer="401" w:gutter="0"/>
       <w:pgNumType w:start="1"/>
@@ -2303,6 +2373,7 @@
         <w:sz w:val="12"/>
       </w:rPr>
     </w:pPr>
+    <w:proofErr w:type="gramStart"/>
     <w:r>
       <w:rPr>
         <w:rFonts w:ascii="Arial" w:hAnsi="Arial" w:cs="Arial"/>
@@ -2310,7 +2381,17 @@
         <w:bCs/>
         <w:sz w:val="12"/>
       </w:rPr>
-      <w:t>SUB GERENCIA DE DEPURACIÓN DE REGISTROS CIVILES</w:t>
+      <w:t>SUB GERENCIA</w:t>
+    </w:r>
+    <w:proofErr w:type="gramEnd"/>
+    <w:r>
+      <w:rPr>
+        <w:rFonts w:ascii="Arial" w:hAnsi="Arial" w:cs="Arial"/>
+        <w:b/>
+        <w:bCs/>
+        <w:sz w:val="12"/>
+      </w:rPr>
+      <w:t xml:space="preserve"> DE DEPURACIÓN DE REGISTROS CIVILES</w:t>
     </w:r>
   </w:p>
   <w:p>
@@ -2446,7 +2527,29 @@
         <w:sz w:val="14"/>
         <w:szCs w:val="14"/>
       </w:rPr>
-      <w:t>GERENCIA DE  REGISTROS CIVILES</w:t>
+      <w:t xml:space="preserve">GERENCIA </w:t>
+    </w:r>
+    <w:proofErr w:type="gramStart"/>
+    <w:r>
+      <w:rPr>
+        <w:rFonts w:ascii="Arial" w:hAnsi="Arial" w:cs="Arial"/>
+        <w:b/>
+        <w:bCs/>
+        <w:sz w:val="14"/>
+        <w:szCs w:val="14"/>
+      </w:rPr>
+      <w:t>DE  REGISTROS</w:t>
+    </w:r>
+    <w:proofErr w:type="gramEnd"/>
+    <w:r>
+      <w:rPr>
+        <w:rFonts w:ascii="Arial" w:hAnsi="Arial" w:cs="Arial"/>
+        <w:b/>
+        <w:bCs/>
+        <w:sz w:val="14"/>
+        <w:szCs w:val="14"/>
+      </w:rPr>
+      <w:t xml:space="preserve"> CIVILES</w:t>
     </w:r>
   </w:p>
   <w:p>
@@ -2464,6 +2567,7 @@
         <w:szCs w:val="14"/>
       </w:rPr>
     </w:pPr>
+    <w:proofErr w:type="gramStart"/>
     <w:r>
       <w:rPr>
         <w:rFonts w:ascii="Arial" w:hAnsi="Arial" w:cs="Arial"/>
@@ -2472,7 +2576,18 @@
         <w:sz w:val="14"/>
         <w:szCs w:val="14"/>
       </w:rPr>
-      <w:t xml:space="preserve">SUB GERENCIA DE DEPURACIÓN </w:t>
+      <w:t>SUB GERENCIA</w:t>
+    </w:r>
+    <w:proofErr w:type="gramEnd"/>
+    <w:r>
+      <w:rPr>
+        <w:rFonts w:ascii="Arial" w:hAnsi="Arial" w:cs="Arial"/>
+        <w:b/>
+        <w:bCs/>
+        <w:sz w:val="14"/>
+        <w:szCs w:val="14"/>
+      </w:rPr>
+      <w:t xml:space="preserve"> DE DEPURACIÓN </w:t>
     </w:r>
   </w:p>
   <w:p>

--- a/docs/plantillas/oficio_indagatorio_cancelacion.docx
+++ b/docs/plantillas/oficio_indagatorio_cancelacion.docx
@@ -667,25 +667,7 @@
           <w:sz w:val="21"/>
           <w:szCs w:val="21"/>
         </w:rPr>
-        <w:t xml:space="preserve">Reciba usted el saludo de la </w:t>
-      </w:r>
-      <w:proofErr w:type="gramStart"/>
-      <w:r>
-        <w:rPr>
-          <w:rFonts w:ascii="Arial" w:hAnsi="Arial" w:cs="Arial"/>
-          <w:sz w:val="21"/>
-          <w:szCs w:val="21"/>
-        </w:rPr>
-        <w:t>Sub Dirección</w:t>
-      </w:r>
-      <w:proofErr w:type="gramEnd"/>
-      <w:r>
-        <w:rPr>
-          <w:rFonts w:ascii="Arial" w:hAnsi="Arial" w:cs="Arial"/>
-          <w:sz w:val="21"/>
-          <w:szCs w:val="21"/>
-        </w:rPr>
-        <w:t xml:space="preserve"> de Recursos Registrales Civiles, y en atención al asunto indicado, se agradecerá </w:t>
+        <w:t xml:space="preserve">Reciba usted el saludo de la Sub Dirección de Recursos Registrales Civiles, y en atención al asunto indicado, se agradecerá </w:t>
       </w:r>
       <w:r>
         <w:rPr>
@@ -1767,20 +1749,8 @@
           <w:szCs w:val="21"/>
           <w:u w:val="single"/>
         </w:rPr>
-        <w:t xml:space="preserve">en caso de no contar con la información solicitada sírvase indicarlo por escrito a esta </w:t>
-      </w:r>
-      <w:proofErr w:type="gramStart"/>
-      <w:r>
-        <w:rPr>
-          <w:rFonts w:ascii="Arial" w:hAnsi="Arial" w:cs="Arial"/>
-          <w:bCs/>
-          <w:sz w:val="21"/>
-          <w:szCs w:val="21"/>
-          <w:u w:val="single"/>
-        </w:rPr>
-        <w:t>Sub Dirección</w:t>
-      </w:r>
-      <w:proofErr w:type="gramEnd"/>
+        <w:t>en caso de no contar con la información solicitada sírvase indicarlo por escrito a esta Sub Dirección</w:t>
+      </w:r>
       <w:r>
         <w:rPr>
           <w:rFonts w:ascii="Arial" w:hAnsi="Arial" w:cs="Arial"/>
